--- a/public/resume/generated/rahul-mitra-operations-research-engineer-2026-11.docx
+++ b/public/resume/generated/rahul-mitra-operations-research-engineer-2026-11.docx
@@ -540,48 +540,6 @@
     <w:p>
       <w:pPr>
         <w:keepNext/>
-        <w:tabs>
-          <w:tab w:pos="10466" w:val="right"/>
-        </w:tabs>
-        <w:spacing w:before="0" w:after="0"/>
-      </w:pPr>
-      <w:r>
-        <w:rPr>
-          <w:b/>
-        </w:rPr>
-        <w:t>Hackathon Project, SmartExam: GovTech x NTUPC Product Hackathon</w:t>
-      </w:r>
-      <w:r>
-        <w:rPr>
-          <w:b/>
-        </w:rPr>
-        <w:tab/>
-        <w:t>Apr 2025</w:t>
-      </w:r>
-    </w:p>
-    <w:p>
-      <w:pPr>
-        <w:spacing w:before="0" w:after="0"/>
-        <w:ind w:left="780" w:hanging="113"/>
-      </w:pPr>
-      <w:r>
-        <w:t>• Streamlined exam practice into a multi-agent RAG pipeline turning students' own notes into adaptive-difficulty papers, replacing hundreds of dollars of past-year paper purchases.</w:t>
-      </w:r>
-    </w:p>
-    <w:p>
-      <w:pPr>
-        <w:spacing w:before="0" w:after="0"/>
-      </w:pPr>
-      <w:r>
-        <w:rPr>
-          <w:sz w:val="18"/>
-        </w:rPr>
-        <w:t xml:space="preserve"> </w:t>
-      </w:r>
-    </w:p>
-    <w:p>
-      <w:pPr>
-        <w:keepNext/>
         <w:spacing w:before="0" w:after="0"/>
         <w:pBdr>
           <w:bottom w:val="thinThickSmallGap" w:sz="18" w:space="0" w:color="000000"/>

--- a/public/resume/generated/rahul-mitra-operations-research-engineer-2026-11.docx
+++ b/public/resume/generated/rahul-mitra-operations-research-engineer-2026-11.docx
@@ -658,7 +658,7 @@
         <w:spacing w:before="0" w:after="0"/>
       </w:pPr>
       <w:r>
-        <w:t>Technical: CP-SAT, HiGHS linear and quadratic programming, SciPy, hybrid flow-shop scheduling, SimPy, digital-twin simulation, robust optimization, graph optimization, network flow, Dijkstra/SSSP/APSP, decision analytics, statistics, Python, Excel VBA</w:t>
+        <w:t>Technical: CP-SAT, HiGHS linear and quadratic programming, SciPy, hybrid flow-shop scheduling, SimPy, digital-twin simulation, robust optimization, graph optimization, network flow, Dijkstra/SSSP/APSP, decision analytics, statistics, AI tools (Claude Code, ChatGPT, Codex, Gemini, ComfyUI), Python, Excel VBA</w:t>
       </w:r>
     </w:p>
     <w:p>

--- a/public/resume/generated/rahul-mitra-operations-research-engineer-2026-11.docx
+++ b/public/resume/generated/rahul-mitra-operations-research-engineer-2026-11.docx
@@ -465,6 +465,57 @@
         <w:rPr>
           <w:b/>
         </w:rPr>
+        <w:t>Team Lead &amp; Finalist, Swarmline: SG Defense Tech Hackathon (1,300+ applicants)</w:t>
+      </w:r>
+      <w:r>
+        <w:rPr>
+          <w:b/>
+        </w:rPr>
+        <w:tab/>
+        <w:t>Sep 2026</w:t>
+      </w:r>
+    </w:p>
+    <w:p>
+      <w:pPr>
+        <w:spacing w:before="0" w:after="0"/>
+        <w:ind w:left="780" w:hanging="113"/>
+      </w:pPr>
+      <w:r>
+        <w:t>• Directed a 5-person team to architect decentralised drone-swarm coordination on correlated random-walk search, gradient-flow dispersion, delay-tolerant gossip, cross-inhibition consensus, and response-threshold task allocation.</w:t>
+      </w:r>
+    </w:p>
+    <w:p>
+      <w:pPr>
+        <w:spacing w:before="0" w:after="0"/>
+        <w:ind w:left="780" w:hanging="113"/>
+      </w:pPr>
+      <w:r>
+        <w:t>• Implemented a deterministic Unreal Engine 5.8 C++ simulation with Claude Code; under a ground-link jam, 30 drones confirmed all 8 walking targets in 10 of 10 seeded runs, against 2.1 for an operator-run fleet.</w:t>
+      </w:r>
+    </w:p>
+    <w:p>
+      <w:pPr>
+        <w:spacing w:before="0" w:after="0"/>
+      </w:pPr>
+      <w:r>
+        <w:rPr>
+          <w:sz w:val="18"/>
+        </w:rPr>
+        <w:t xml:space="preserve"> </w:t>
+      </w:r>
+    </w:p>
+    <w:p>
+      <w:pPr>
+        <w:keepNext/>
+        <w:tabs>
+          <w:tab w:pos="10466" w:val="right"/>
+        </w:tabs>
+        <w:spacing w:before="0" w:after="0"/>
+      </w:pPr>
+      <w:r>
+        <w:rPr>
+          <w:b/>
+        </w:rPr>
         <w:t>Finalist, Volt Pulse SG: SMU Hack For Cities (Top 8 Finalist of 50+ teams)</w:t>
       </w:r>
       <w:r>
@@ -666,7 +717,7 @@
         <w:spacing w:before="0" w:after="0"/>
       </w:pPr>
       <w:r>
-        <w:t>Certifications: Excel 2019 Advanced (Intellezy); NVIDIA Disaster Risk Monitoring with Satellite Imagery; Deep Reinforcement Learning Hands-On (Packt)</w:t>
+        <w:t>Certifications: Excel 2019 Advanced (Intellezy); NVIDIA Disaster Risk Monitoring with Satellite Imagery; Reinforcement Learning and Deep RL Python (Packt)</w:t>
       </w:r>
     </w:p>
     <w:sectPr>
